--- a/Applications/Trideca/Salesforce DevSecOps and Platform Architect/Medibank_Salesforce_Marketing_Cloud_JD.docx
+++ b/Applications/Trideca/Salesforce DevSecOps and Platform Architect/Medibank_Salesforce_Marketing_Cloud_JD.docx
@@ -899,6 +899,9 @@
         <w:t xml:space="preserve">First 2 weeks: </w:t>
       </w:r>
       <w:r>
+        <w:rPr>
+          <w:color w:val="EE0000"/>
+        </w:rPr>
         <w:t>current state assessment and priority risks across the Marketing Cloud platform and its data feeds.</w:t>
       </w:r>
     </w:p>
